--- a/发布/版本记录/v4运作与输出说明.docx
+++ b/发布/版本记录/v4运作与输出说明.docx
@@ -27,7 +27,7 @@
         <w:rPr>
           <w:b w:val="0"/>
         </w:rPr>
-        <w:t>，不是沃尔沃真实数据。⚠暂定 = 待业务确认的参数。</w:t>
+        <w:t>，不是工厂实绩。⚠暂定 = 待业务确认的参数。</w:t>
       </w:r>
     </w:p>
     <w:p>
@@ -246,7 +246,7 @@
         <w:rPr>
           <w:b w:val="0"/>
         </w:rPr>
-        <w:t>：检查结构、完整性和规则，输出 readiness_&lt;厂&gt;.md（就绪度 L0–L3，台州示例是 L2）。不通过就退回给参数负责人修改。</w:t>
+        <w:t>：检查结构、完整性和规则，输出 readiness_&lt;厂&gt;.md（就绪度 L0–L3，示例配置包是 L2）。不通过就退回给参数负责人修改。</w:t>
       </w:r>
     </w:p>
     <w:p>
